--- a/public/assets/files/stacjonarne/JAP4.docx
+++ b/public/assets/files/stacjonarne/JAP4.docx
@@ -523,6 +523,7 @@
                 <w:i w:val="0"/>
                 <w:sz w:val="22"/>
               </w:rPr>
+              <w:t>I</w:t>
             </w:r>
           </w:p>
         </w:tc>
@@ -560,6 +561,7 @@
                 <w:i w:val="0"/>
                 <w:sz w:val="22"/>
               </w:rPr>
+              <w:t>lektorat</w:t>
             </w:r>
           </w:p>
         </w:tc>

--- a/public/assets/files/stacjonarne/JAP4.docx
+++ b/public/assets/files/stacjonarne/JAP4.docx
@@ -680,12 +680,22 @@
         <w:tblW w:w="5000" w:type="pct"/>
       </w:tblPr>
       <w:tblGrid>
-        <w:gridCol w:w="9972"/>
+        <w:gridCol w:w="997"/>
+        <w:gridCol w:w="997"/>
+        <w:gridCol w:w="997"/>
+        <w:gridCol w:w="997"/>
+        <w:gridCol w:w="997"/>
+        <w:gridCol w:w="997"/>
+        <w:gridCol w:w="997"/>
+        <w:gridCol w:w="997"/>
+        <w:gridCol w:w="997"/>
+        <w:gridCol w:w="997"/>
       </w:tblGrid>
       <w:tr>
         <w:tc>
           <w:tcPr>
-            <w:tcW w:type="dxa" w:w="9972"/>
+            <w:tcW w:type="dxa" w:w="9970"/>
+            <w:gridSpan w:val="10"/>
             <w:shd w:val="clear" w:color="auto" w:fill="D9D9D9"/>
           </w:tcPr>
           <w:p>
@@ -704,31 +714,34 @@
           </w:p>
         </w:tc>
       </w:tr>
-    </w:tbl>
-    <w:tbl>
-      <w:tblPr>
-        <w:tblW w:type="auto" w:w="0"/>
-        <w:tblLook w:firstColumn="1" w:firstRow="1" w:lastColumn="0" w:lastRow="0" w:noHBand="0" w:noVBand="1" w:val="04A0"/>
-        <w:tblBorders>
-          <w:top w:val="single" w:sz="4" w:space="0" w:color="000000"/>
-          <w:left w:val="single" w:sz="4" w:space="0" w:color="000000"/>
-          <w:bottom w:val="single" w:sz="4" w:space="0" w:color="000000"/>
-          <w:right w:val="single" w:sz="4" w:space="0" w:color="000000"/>
-          <w:insideH w:val="single" w:sz="4" w:space="0" w:color="000000"/>
-          <w:insideV w:val="single" w:sz="4" w:space="0" w:color="000000"/>
-        </w:tblBorders>
-        <w:tblW w:w="5000" w:type="pct"/>
-      </w:tblPr>
-      <w:tblGrid>
-        <w:gridCol w:w="2493"/>
-        <w:gridCol w:w="2493"/>
-        <w:gridCol w:w="2493"/>
-        <w:gridCol w:w="2493"/>
-      </w:tblGrid>
       <w:tr>
         <w:tc>
           <w:tcPr>
-            <w:tcW w:type="dxa" w:w="2493"/>
+            <w:tcW w:type="dxa" w:w="9970"/>
+            <w:gridSpan w:val="10"/>
+            <w:shd w:val="clear" w:color="auto" w:fill="D9D9D9"/>
+          </w:tcPr>
+          <w:p>
+            <w:pPr>
+              <w:spacing w:before="20" w:after="20"/>
+            </w:pPr>
+            <w:r>
+              <w:rPr>
+                <w:rFonts w:ascii="Aptos" w:hAnsi="Aptos"/>
+                <w:b w:val="0"/>
+                <w:i w:val="0"/>
+                <w:sz w:val="16"/>
+              </w:rPr>
+              <w:t>Wymiar godzinowy (liczba godzin w semestrze)</w:t>
+            </w:r>
+          </w:p>
+        </w:tc>
+      </w:tr>
+      <w:tr>
+        <w:tc>
+          <w:tcPr>
+            <w:tcW w:type="dxa" w:w="1994"/>
+            <w:gridSpan w:val="2"/>
             <w:shd w:val="clear" w:color="auto" w:fill="D9D9D9"/>
           </w:tcPr>
           <w:p>
@@ -748,7 +761,8 @@
         </w:tc>
         <w:tc>
           <w:tcPr>
-            <w:tcW w:type="dxa" w:w="2493"/>
+            <w:tcW w:type="dxa" w:w="2991"/>
+            <w:gridSpan w:val="3"/>
             <w:shd w:val="clear" w:color="auto" w:fill="D9D9D9"/>
           </w:tcPr>
           <w:p>
@@ -768,7 +782,8 @@
         </w:tc>
         <w:tc>
           <w:tcPr>
-            <w:tcW w:type="dxa" w:w="2493"/>
+            <w:tcW w:type="dxa" w:w="2991"/>
+            <w:gridSpan w:val="3"/>
             <w:shd w:val="clear" w:color="auto" w:fill="D9D9D9"/>
           </w:tcPr>
           <w:p>
@@ -788,7 +803,8 @@
         </w:tc>
         <w:tc>
           <w:tcPr>
-            <w:tcW w:type="dxa" w:w="2493"/>
+            <w:tcW w:type="dxa" w:w="1994"/>
+            <w:gridSpan w:val="2"/>
             <w:shd w:val="clear" w:color="auto" w:fill="D9D9D9"/>
           </w:tcPr>
           <w:p>
@@ -810,7 +826,8 @@
       <w:tr>
         <w:tc>
           <w:tcPr>
-            <w:tcW w:type="dxa" w:w="2493"/>
+            <w:tcW w:type="dxa" w:w="1994"/>
+            <w:gridSpan w:val="2"/>
           </w:tcPr>
           <w:p>
             <w:pPr>
@@ -829,7 +846,8 @@
         </w:tc>
         <w:tc>
           <w:tcPr>
-            <w:tcW w:type="dxa" w:w="2493"/>
+            <w:tcW w:type="dxa" w:w="2991"/>
+            <w:gridSpan w:val="3"/>
           </w:tcPr>
           <w:p>
             <w:pPr>
@@ -848,7 +866,8 @@
         </w:tc>
         <w:tc>
           <w:tcPr>
-            <w:tcW w:type="dxa" w:w="2493"/>
+            <w:tcW w:type="dxa" w:w="2991"/>
+            <w:gridSpan w:val="3"/>
           </w:tcPr>
           <w:p>
             <w:pPr>
@@ -867,7 +886,8 @@
         </w:tc>
         <w:tc>
           <w:tcPr>
-            <w:tcW w:type="dxa" w:w="2493"/>
+            <w:tcW w:type="dxa" w:w="1994"/>
+            <w:gridSpan w:val="2"/>
           </w:tcPr>
           <w:p>
             <w:pPr>
@@ -885,30 +905,34 @@
           </w:p>
         </w:tc>
       </w:tr>
-    </w:tbl>
-    <w:tbl>
-      <w:tblPr>
-        <w:tblW w:type="auto" w:w="0"/>
-        <w:tblLook w:firstColumn="1" w:firstRow="1" w:lastColumn="0" w:lastRow="0" w:noHBand="0" w:noVBand="1" w:val="04A0"/>
-        <w:tblBorders>
-          <w:top w:val="single" w:sz="4" w:space="0" w:color="000000"/>
-          <w:left w:val="single" w:sz="4" w:space="0" w:color="000000"/>
-          <w:bottom w:val="single" w:sz="4" w:space="0" w:color="000000"/>
-          <w:right w:val="single" w:sz="4" w:space="0" w:color="000000"/>
-          <w:insideH w:val="single" w:sz="4" w:space="0" w:color="000000"/>
-          <w:insideV w:val="single" w:sz="4" w:space="0" w:color="000000"/>
-        </w:tblBorders>
-        <w:tblW w:w="5000" w:type="pct"/>
-      </w:tblPr>
-      <w:tblGrid>
-        <w:gridCol w:w="3324"/>
-        <w:gridCol w:w="3324"/>
-        <w:gridCol w:w="3324"/>
-      </w:tblGrid>
       <w:tr>
         <w:tc>
           <w:tcPr>
-            <w:tcW w:type="dxa" w:w="3324"/>
+            <w:tcW w:type="dxa" w:w="9970"/>
+            <w:gridSpan w:val="10"/>
+            <w:shd w:val="clear" w:color="auto" w:fill="D9D9D9"/>
+          </w:tcPr>
+          <w:p>
+            <w:pPr>
+              <w:spacing w:before="20" w:after="20"/>
+            </w:pPr>
+            <w:r>
+              <w:rPr>
+                <w:rFonts w:ascii="Aptos" w:hAnsi="Aptos"/>
+                <w:b/>
+                <w:i w:val="0"/>
+                <w:sz w:val="22"/>
+              </w:rPr>
+              <w:t>Bilans ECTS</w:t>
+            </w:r>
+          </w:p>
+        </w:tc>
+      </w:tr>
+      <w:tr>
+        <w:tc>
+          <w:tcPr>
+            <w:tcW w:type="dxa" w:w="4985"/>
+            <w:gridSpan w:val="5"/>
             <w:shd w:val="clear" w:color="auto" w:fill="D9D9D9"/>
           </w:tcPr>
           <w:p>
@@ -928,7 +952,8 @@
         </w:tc>
         <w:tc>
           <w:tcPr>
-            <w:tcW w:type="dxa" w:w="3324"/>
+            <w:tcW w:type="dxa" w:w="2991"/>
+            <w:gridSpan w:val="3"/>
             <w:shd w:val="clear" w:color="auto" w:fill="D9D9D9"/>
           </w:tcPr>
           <w:p>
@@ -948,7 +973,8 @@
         </w:tc>
         <w:tc>
           <w:tcPr>
-            <w:tcW w:type="dxa" w:w="3324"/>
+            <w:tcW w:type="dxa" w:w="1994"/>
+            <w:gridSpan w:val="2"/>
             <w:shd w:val="clear" w:color="auto" w:fill="D9D9D9"/>
           </w:tcPr>
           <w:p>
@@ -970,7 +996,8 @@
       <w:tr>
         <w:tc>
           <w:tcPr>
-            <w:tcW w:type="dxa" w:w="3324"/>
+            <w:tcW w:type="dxa" w:w="4985"/>
+            <w:gridSpan w:val="5"/>
           </w:tcPr>
           <w:p>
             <w:pPr>
@@ -989,7 +1016,8 @@
         </w:tc>
         <w:tc>
           <w:tcPr>
-            <w:tcW w:type="dxa" w:w="3324"/>
+            <w:tcW w:type="dxa" w:w="2991"/>
+            <w:gridSpan w:val="3"/>
           </w:tcPr>
           <w:p>
             <w:pPr>
@@ -1008,7 +1036,8 @@
         </w:tc>
         <w:tc>
           <w:tcPr>
-            <w:tcW w:type="dxa" w:w="3324"/>
+            <w:tcW w:type="dxa" w:w="1994"/>
+            <w:gridSpan w:val="2"/>
           </w:tcPr>
           <w:p>
             <w:pPr>
@@ -1029,7 +1058,8 @@
       <w:tr>
         <w:tc>
           <w:tcPr>
-            <w:tcW w:type="dxa" w:w="3324"/>
+            <w:tcW w:type="dxa" w:w="4985"/>
+            <w:gridSpan w:val="5"/>
           </w:tcPr>
           <w:p>
             <w:pPr>
@@ -1048,7 +1078,8 @@
         </w:tc>
         <w:tc>
           <w:tcPr>
-            <w:tcW w:type="dxa" w:w="3324"/>
+            <w:tcW w:type="dxa" w:w="2991"/>
+            <w:gridSpan w:val="3"/>
           </w:tcPr>
           <w:p>
             <w:pPr>
@@ -1067,7 +1098,8 @@
         </w:tc>
         <w:tc>
           <w:tcPr>
-            <w:tcW w:type="dxa" w:w="3324"/>
+            <w:tcW w:type="dxa" w:w="1994"/>
+            <w:gridSpan w:val="2"/>
           </w:tcPr>
           <w:p>
             <w:pPr>
@@ -1088,7 +1120,29 @@
       <w:tr>
         <w:tc>
           <w:tcPr>
-            <w:tcW w:type="dxa" w:w="3324"/>
+            <w:tcW w:type="dxa" w:w="4985"/>
+            <w:gridSpan w:val="5"/>
+            <w:shd w:val="clear" w:color="auto" w:fill="D9D9D9"/>
+          </w:tcPr>
+          <w:p>
+            <w:pPr>
+              <w:spacing w:before="20" w:after="20"/>
+            </w:pPr>
+            <w:r>
+              <w:rPr>
+                <w:rFonts w:ascii="Aptos" w:hAnsi="Aptos"/>
+                <w:b/>
+                <w:i w:val="0"/>
+                <w:sz w:val="16"/>
+              </w:rPr>
+              <w:t>Opis samodzielnej pracy studenta</w:t>
+            </w:r>
+          </w:p>
+        </w:tc>
+        <w:tc>
+          <w:tcPr>
+            <w:tcW w:type="dxa" w:w="4985"/>
+            <w:gridSpan w:val="5"/>
           </w:tcPr>
           <w:p>
             <w:pPr>
@@ -1101,45 +1155,7 @@
                 <w:i w:val="0"/>
                 <w:sz w:val="22"/>
               </w:rPr>
-              <w:t>Suma</w:t>
-            </w:r>
-          </w:p>
-        </w:tc>
-        <w:tc>
-          <w:tcPr>
-            <w:tcW w:type="dxa" w:w="3324"/>
-          </w:tcPr>
-          <w:p>
-            <w:pPr>
-              <w:spacing w:before="20" w:after="20"/>
-            </w:pPr>
-            <w:r>
-              <w:rPr>
-                <w:rFonts w:ascii="Aptos" w:hAnsi="Aptos"/>
-                <w:b w:val="0"/>
-                <w:i w:val="0"/>
-                <w:sz w:val="22"/>
-              </w:rPr>
-              <w:t>35</w:t>
-            </w:r>
-          </w:p>
-        </w:tc>
-        <w:tc>
-          <w:tcPr>
-            <w:tcW w:type="dxa" w:w="3324"/>
-          </w:tcPr>
-          <w:p>
-            <w:pPr>
-              <w:spacing w:before="20" w:after="20"/>
-            </w:pPr>
-            <w:r>
-              <w:rPr>
-                <w:rFonts w:ascii="Aptos" w:hAnsi="Aptos"/>
-                <w:b w:val="0"/>
-                <w:i w:val="0"/>
-                <w:sz w:val="22"/>
-              </w:rPr>
-              <w:t>1</w:t>
+              <w:t>Nauka pisma japońskiego; ćwiczenia gramatyczne i słownikowe na poziomie zaawansowanym; przygotowanie do kolokwiów i testów; ćwiczenie konwersacji.</w:t>
             </w:r>
           </w:p>
         </w:tc>
@@ -1260,7 +1276,7 @@
                 <w:b/>
                 <w:sz w:val="22"/>
               </w:rPr>
-              <w:t>Cwiczenia:</w:t>
+              <w:t>Ćwiczenia / Laboratorium:</w:t>
             </w:r>
           </w:p>
           <w:p>
@@ -1273,7 +1289,72 @@
                 <w:b w:val="0"/>
                 <w:sz w:val="22"/>
               </w:rPr>
-              <w:t>• analiza tekstów z dyskusją, metoda projektów (projekt praktyczny), praca w grupach, dyskusja, rozwiązywanie zadań, burza mózgów, mind map praca grupowa nad projektem z wykorzystaniem nowoczesnych technik informatycznych, warsztaty</w:t>
+              <w:t>• analiza tekstów z dyskusją</w:t>
+            </w:r>
+          </w:p>
+          <w:p>
+            <w:pPr>
+              <w:spacing w:before="20" w:after="20"/>
+            </w:pPr>
+            <w:r>
+              <w:rPr>
+                <w:rFonts w:ascii="Aptos" w:hAnsi="Aptos"/>
+                <w:b w:val="0"/>
+                <w:sz w:val="22"/>
+              </w:rPr>
+              <w:t>• rozwiązywanie zadań</w:t>
+            </w:r>
+          </w:p>
+          <w:p>
+            <w:pPr>
+              <w:spacing w:before="20" w:after="20"/>
+            </w:pPr>
+            <w:r>
+              <w:rPr>
+                <w:rFonts w:ascii="Aptos" w:hAnsi="Aptos"/>
+                <w:b w:val="0"/>
+                <w:sz w:val="22"/>
+              </w:rPr>
+              <w:t>• burza mózgów</w:t>
+            </w:r>
+          </w:p>
+          <w:p>
+            <w:pPr>
+              <w:spacing w:before="20" w:after="20"/>
+            </w:pPr>
+            <w:r>
+              <w:rPr>
+                <w:rFonts w:ascii="Aptos" w:hAnsi="Aptos"/>
+                <w:b w:val="0"/>
+                <w:sz w:val="22"/>
+              </w:rPr>
+              <w:t>• mind map</w:t>
+            </w:r>
+          </w:p>
+          <w:p>
+            <w:pPr>
+              <w:spacing w:before="20" w:after="20"/>
+            </w:pPr>
+            <w:r>
+              <w:rPr>
+                <w:rFonts w:ascii="Aptos" w:hAnsi="Aptos"/>
+                <w:b w:val="0"/>
+                <w:sz w:val="22"/>
+              </w:rPr>
+              <w:t>• praca grupowa nad projektem z wykorzystaniem nowoczesnych technik informatycznych</w:t>
+            </w:r>
+          </w:p>
+          <w:p>
+            <w:pPr>
+              <w:spacing w:before="20" w:after="20"/>
+            </w:pPr>
+            <w:r>
+              <w:rPr>
+                <w:rFonts w:ascii="Aptos" w:hAnsi="Aptos"/>
+                <w:b w:val="0"/>
+                <w:sz w:val="22"/>
+              </w:rPr>
+              <w:t>• warsztaty</w:t>
             </w:r>
           </w:p>
         </w:tc>
@@ -1453,7 +1534,7 @@
                 <w:rFonts w:ascii="Aptos" w:hAnsi="Aptos"/>
                 <w:sz w:val="22"/>
               </w:rPr>
-              <w:t>☐ Zaliczenie z oceną</w:t>
+              <w:t>☑ Zaliczenie z oceną</w:t>
             </w:r>
           </w:p>
           <w:p>
@@ -1524,69 +1605,10 @@
             <w:r>
               <w:rPr>
                 <w:rFonts w:ascii="Aptos" w:hAnsi="Aptos"/>
+                <w:b w:val="0"/>
+                <w:i w:val="0"/>
                 <w:sz w:val="22"/>
               </w:rPr>
-              <w:t>1. Obecność na zajęciach – max. 2 nieusprawiedliwione nieobecności w semestrze.</w:t>
-            </w:r>
-          </w:p>
-          <w:p>
-            <w:pPr>
-              <w:spacing w:before="20" w:after="20"/>
-            </w:pPr>
-            <w:r>
-              <w:rPr>
-                <w:rFonts w:ascii="Aptos" w:hAnsi="Aptos"/>
-                <w:sz w:val="22"/>
-              </w:rPr>
-              <w:t>2. Prace pisemne – min. jedna praca na semestr.</w:t>
-            </w:r>
-          </w:p>
-          <w:p>
-            <w:pPr>
-              <w:spacing w:before="20" w:after="20"/>
-            </w:pPr>
-            <w:r>
-              <w:rPr>
-                <w:rFonts w:ascii="Aptos" w:hAnsi="Aptos"/>
-                <w:sz w:val="22"/>
-              </w:rPr>
-              <w:t>3. Kolokwia/testy/kartkówki na podstawie opracowanego materiału – min. 2 na semestr.</w:t>
-            </w:r>
-          </w:p>
-          <w:p>
-            <w:pPr>
-              <w:spacing w:before="20" w:after="20"/>
-            </w:pPr>
-            <w:r>
-              <w:rPr>
-                <w:rFonts w:ascii="Aptos" w:hAnsi="Aptos"/>
-                <w:sz w:val="22"/>
-              </w:rPr>
-              <w:t>4. Wypowiedź ustna (o rodzaju decyduje lektor).</w:t>
-            </w:r>
-          </w:p>
-          <w:p>
-            <w:pPr>
-              <w:spacing w:before="20" w:after="20"/>
-            </w:pPr>
-            <w:r>
-              <w:rPr>
-                <w:rFonts w:ascii="Aptos" w:hAnsi="Aptos"/>
-                <w:sz w:val="22"/>
-              </w:rPr>
-              <w:t>5. Przygotowywanie prac domowych oraz aktywne uczestnictwo w zajęciach.</w:t>
-            </w:r>
-          </w:p>
-          <w:p>
-            <w:pPr>
-              <w:spacing w:before="20" w:after="20"/>
-            </w:pPr>
-            <w:r>
-              <w:rPr>
-                <w:rFonts w:ascii="Aptos" w:hAnsi="Aptos"/>
-                <w:sz w:val="22"/>
-              </w:rPr>
-              <w:t>6. Kryteria zaliczenia: uzyskanie przynajmniej 51% możliwych punktów za prace pisemne/testy oraz pozytywna (min. 3.0) ocena łączna za pozostałe formy.</w:t>
             </w:r>
           </w:p>
         </w:tc>
@@ -1603,7 +1625,7 @@
                 <w:rFonts w:ascii="Aptos" w:hAnsi="Aptos"/>
                 <w:sz w:val="22"/>
               </w:rPr>
-              <w:t>1. Obecność na zajęciach – max. 2 nieusprawiedliwione nieobecności w semestrze.</w:t>
+              <w:t>1. kolokwium</w:t>
             </w:r>
           </w:p>
           <w:p>
@@ -1615,7 +1637,7 @@
                 <w:rFonts w:ascii="Aptos" w:hAnsi="Aptos"/>
                 <w:sz w:val="22"/>
               </w:rPr>
-              <w:t>2. Prace pisemne – min. jedna praca na semestr.</w:t>
+              <w:t>2. egzamin ustny</w:t>
             </w:r>
           </w:p>
           <w:p>
@@ -1627,43 +1649,7 @@
                 <w:rFonts w:ascii="Aptos" w:hAnsi="Aptos"/>
                 <w:sz w:val="22"/>
               </w:rPr>
-              <w:t>3. Kolokwia/testy/kartkówki na podstawie opracowanego materiału – min. 2 na semestr.</w:t>
-            </w:r>
-          </w:p>
-          <w:p>
-            <w:pPr>
-              <w:spacing w:before="20" w:after="20"/>
-            </w:pPr>
-            <w:r>
-              <w:rPr>
-                <w:rFonts w:ascii="Aptos" w:hAnsi="Aptos"/>
-                <w:sz w:val="22"/>
-              </w:rPr>
-              <w:t>4. Wypowiedź ustna (o rodzaju decyduje lektor).</w:t>
-            </w:r>
-          </w:p>
-          <w:p>
-            <w:pPr>
-              <w:spacing w:before="20" w:after="20"/>
-            </w:pPr>
-            <w:r>
-              <w:rPr>
-                <w:rFonts w:ascii="Aptos" w:hAnsi="Aptos"/>
-                <w:sz w:val="22"/>
-              </w:rPr>
-              <w:t>5. Przygotowywanie prac domowych oraz aktywne uczestnictwo w zajęciach.</w:t>
-            </w:r>
-          </w:p>
-          <w:p>
-            <w:pPr>
-              <w:spacing w:before="20" w:after="20"/>
-            </w:pPr>
-            <w:r>
-              <w:rPr>
-                <w:rFonts w:ascii="Aptos" w:hAnsi="Aptos"/>
-                <w:sz w:val="22"/>
-              </w:rPr>
-              <w:t>6. Kryteria zaliczenia: uzyskanie przynajmniej 51% możliwych punktów za prace pisemne/testy oraz pozytywna (min. 3.0) ocena łączna za pozostałe formy.</w:t>
+              <w:t>3. ocena sporządzonego dokumentu</w:t>
             </w:r>
           </w:p>
         </w:tc>
@@ -1907,14 +1893,14 @@
         <w:tblW w:w="5000" w:type="pct"/>
       </w:tblPr>
       <w:tblGrid>
-        <w:gridCol w:w="3324"/>
-        <w:gridCol w:w="3324"/>
-        <w:gridCol w:w="3324"/>
+        <w:gridCol w:w="680"/>
+        <w:gridCol w:w="4536"/>
+        <w:gridCol w:w="4252"/>
       </w:tblGrid>
       <w:tr>
         <w:tc>
           <w:tcPr>
-            <w:tcW w:type="dxa" w:w="9972"/>
+            <w:tcW w:type="dxa" w:w="9468"/>
             <w:gridSpan w:val="3"/>
             <w:shd w:val="clear" w:color="auto" w:fill="D9D9D9"/>
           </w:tcPr>
@@ -1937,7 +1923,7 @@
       <w:tr>
         <w:tc>
           <w:tcPr>
-            <w:tcW w:type="dxa" w:w="3324"/>
+            <w:tcW w:type="dxa" w:w="680"/>
             <w:shd w:val="clear" w:color="auto" w:fill="D9D9D9"/>
           </w:tcPr>
           <w:p>
@@ -1957,7 +1943,7 @@
         </w:tc>
         <w:tc>
           <w:tcPr>
-            <w:tcW w:type="dxa" w:w="3324"/>
+            <w:tcW w:type="dxa" w:w="4536"/>
             <w:shd w:val="clear" w:color="auto" w:fill="D9D9D9"/>
           </w:tcPr>
           <w:p>
@@ -1977,7 +1963,7 @@
         </w:tc>
         <w:tc>
           <w:tcPr>
-            <w:tcW w:type="dxa" w:w="3324"/>
+            <w:tcW w:type="dxa" w:w="4252"/>
             <w:shd w:val="clear" w:color="auto" w:fill="D9D9D9"/>
           </w:tcPr>
           <w:p>
@@ -1999,7 +1985,7 @@
       <w:tr>
         <w:tc>
           <w:tcPr>
-            <w:tcW w:type="dxa" w:w="3324"/>
+            <w:tcW w:type="dxa" w:w="680"/>
           </w:tcPr>
           <w:p>
             <w:pPr>
@@ -2018,7 +2004,7 @@
         </w:tc>
         <w:tc>
           <w:tcPr>
-            <w:tcW w:type="dxa" w:w="3324"/>
+            <w:tcW w:type="dxa" w:w="4536"/>
           </w:tcPr>
           <w:p>
             <w:pPr>
@@ -2037,7 +2023,7 @@
         </w:tc>
         <w:tc>
           <w:tcPr>
-            <w:tcW w:type="dxa" w:w="3324"/>
+            <w:tcW w:type="dxa" w:w="4252"/>
           </w:tcPr>
           <w:p>
             <w:pPr>
@@ -2057,7 +2043,7 @@
       <w:tr>
         <w:tc>
           <w:tcPr>
-            <w:tcW w:type="dxa" w:w="3324"/>
+            <w:tcW w:type="dxa" w:w="680"/>
           </w:tcPr>
           <w:p>
             <w:pPr>
@@ -2076,7 +2062,7 @@
         </w:tc>
         <w:tc>
           <w:tcPr>
-            <w:tcW w:type="dxa" w:w="3324"/>
+            <w:tcW w:type="dxa" w:w="4536"/>
           </w:tcPr>
           <w:p>
             <w:pPr>
@@ -2095,7 +2081,7 @@
         </w:tc>
         <w:tc>
           <w:tcPr>
-            <w:tcW w:type="dxa" w:w="3324"/>
+            <w:tcW w:type="dxa" w:w="4252"/>
           </w:tcPr>
           <w:p>
             <w:pPr>
@@ -2115,7 +2101,7 @@
       <w:tr>
         <w:tc>
           <w:tcPr>
-            <w:tcW w:type="dxa" w:w="3324"/>
+            <w:tcW w:type="dxa" w:w="680"/>
           </w:tcPr>
           <w:p>
             <w:pPr>
@@ -2134,7 +2120,7 @@
         </w:tc>
         <w:tc>
           <w:tcPr>
-            <w:tcW w:type="dxa" w:w="3324"/>
+            <w:tcW w:type="dxa" w:w="4536"/>
           </w:tcPr>
           <w:p>
             <w:pPr>
@@ -2153,7 +2139,7 @@
         </w:tc>
         <w:tc>
           <w:tcPr>
-            <w:tcW w:type="dxa" w:w="3324"/>
+            <w:tcW w:type="dxa" w:w="4252"/>
           </w:tcPr>
           <w:p>
             <w:pPr>
@@ -2173,7 +2159,7 @@
       <w:tr>
         <w:tc>
           <w:tcPr>
-            <w:tcW w:type="dxa" w:w="3324"/>
+            <w:tcW w:type="dxa" w:w="680"/>
           </w:tcPr>
           <w:p>
             <w:pPr>
@@ -2192,7 +2178,7 @@
         </w:tc>
         <w:tc>
           <w:tcPr>
-            <w:tcW w:type="dxa" w:w="3324"/>
+            <w:tcW w:type="dxa" w:w="4536"/>
           </w:tcPr>
           <w:p>
             <w:pPr>
@@ -2211,7 +2197,7 @@
         </w:tc>
         <w:tc>
           <w:tcPr>
-            <w:tcW w:type="dxa" w:w="3324"/>
+            <w:tcW w:type="dxa" w:w="4252"/>
           </w:tcPr>
           <w:p>
             <w:pPr>
@@ -2231,7 +2217,7 @@
       <w:tr>
         <w:tc>
           <w:tcPr>
-            <w:tcW w:type="dxa" w:w="3324"/>
+            <w:tcW w:type="dxa" w:w="680"/>
           </w:tcPr>
           <w:p>
             <w:pPr>
@@ -2250,7 +2236,7 @@
         </w:tc>
         <w:tc>
           <w:tcPr>
-            <w:tcW w:type="dxa" w:w="3324"/>
+            <w:tcW w:type="dxa" w:w="4536"/>
           </w:tcPr>
           <w:p>
             <w:pPr>
@@ -2269,7 +2255,7 @@
         </w:tc>
         <w:tc>
           <w:tcPr>
-            <w:tcW w:type="dxa" w:w="3324"/>
+            <w:tcW w:type="dxa" w:w="4252"/>
           </w:tcPr>
           <w:p>
             <w:pPr>
@@ -2289,7 +2275,7 @@
       <w:tr>
         <w:tc>
           <w:tcPr>
-            <w:tcW w:type="dxa" w:w="3324"/>
+            <w:tcW w:type="dxa" w:w="680"/>
           </w:tcPr>
           <w:p>
             <w:pPr>
@@ -2308,7 +2294,7 @@
         </w:tc>
         <w:tc>
           <w:tcPr>
-            <w:tcW w:type="dxa" w:w="3324"/>
+            <w:tcW w:type="dxa" w:w="4536"/>
           </w:tcPr>
           <w:p>
             <w:pPr>
@@ -2327,7 +2313,7 @@
         </w:tc>
         <w:tc>
           <w:tcPr>
-            <w:tcW w:type="dxa" w:w="3324"/>
+            <w:tcW w:type="dxa" w:w="4252"/>
           </w:tcPr>
           <w:p>
             <w:pPr>
@@ -2347,7 +2333,7 @@
       <w:tr>
         <w:tc>
           <w:tcPr>
-            <w:tcW w:type="dxa" w:w="3324"/>
+            <w:tcW w:type="dxa" w:w="680"/>
           </w:tcPr>
           <w:p>
             <w:pPr>
@@ -2366,7 +2352,7 @@
         </w:tc>
         <w:tc>
           <w:tcPr>
-            <w:tcW w:type="dxa" w:w="3324"/>
+            <w:tcW w:type="dxa" w:w="4536"/>
           </w:tcPr>
           <w:p>
             <w:pPr>
@@ -2385,7 +2371,7 @@
         </w:tc>
         <w:tc>
           <w:tcPr>
-            <w:tcW w:type="dxa" w:w="3324"/>
+            <w:tcW w:type="dxa" w:w="4252"/>
           </w:tcPr>
           <w:p>
             <w:pPr>
@@ -2405,7 +2391,7 @@
       <w:tr>
         <w:tc>
           <w:tcPr>
-            <w:tcW w:type="dxa" w:w="3324"/>
+            <w:tcW w:type="dxa" w:w="680"/>
           </w:tcPr>
           <w:p>
             <w:pPr>
@@ -2424,7 +2410,7 @@
         </w:tc>
         <w:tc>
           <w:tcPr>
-            <w:tcW w:type="dxa" w:w="3324"/>
+            <w:tcW w:type="dxa" w:w="4536"/>
           </w:tcPr>
           <w:p>
             <w:pPr>
@@ -2443,7 +2429,7 @@
         </w:tc>
         <w:tc>
           <w:tcPr>
-            <w:tcW w:type="dxa" w:w="3324"/>
+            <w:tcW w:type="dxa" w:w="4252"/>
           </w:tcPr>
           <w:p>
             <w:pPr>
@@ -2463,7 +2449,7 @@
       <w:tr>
         <w:tc>
           <w:tcPr>
-            <w:tcW w:type="dxa" w:w="3324"/>
+            <w:tcW w:type="dxa" w:w="680"/>
           </w:tcPr>
           <w:p>
             <w:pPr>
@@ -2482,7 +2468,7 @@
         </w:tc>
         <w:tc>
           <w:tcPr>
-            <w:tcW w:type="dxa" w:w="3324"/>
+            <w:tcW w:type="dxa" w:w="4536"/>
           </w:tcPr>
           <w:p>
             <w:pPr>
@@ -2501,7 +2487,7 @@
         </w:tc>
         <w:tc>
           <w:tcPr>
-            <w:tcW w:type="dxa" w:w="3324"/>
+            <w:tcW w:type="dxa" w:w="4252"/>
           </w:tcPr>
           <w:p>
             <w:pPr>
@@ -2521,7 +2507,7 @@
       <w:tr>
         <w:tc>
           <w:tcPr>
-            <w:tcW w:type="dxa" w:w="3324"/>
+            <w:tcW w:type="dxa" w:w="680"/>
           </w:tcPr>
           <w:p>
             <w:pPr>
@@ -2540,7 +2526,7 @@
         </w:tc>
         <w:tc>
           <w:tcPr>
-            <w:tcW w:type="dxa" w:w="3324"/>
+            <w:tcW w:type="dxa" w:w="4536"/>
           </w:tcPr>
           <w:p>
             <w:pPr>
@@ -2559,7 +2545,7 @@
         </w:tc>
         <w:tc>
           <w:tcPr>
-            <w:tcW w:type="dxa" w:w="3324"/>
+            <w:tcW w:type="dxa" w:w="4252"/>
           </w:tcPr>
           <w:p>
             <w:pPr>
@@ -2579,7 +2565,7 @@
       <w:tr>
         <w:tc>
           <w:tcPr>
-            <w:tcW w:type="dxa" w:w="3324"/>
+            <w:tcW w:type="dxa" w:w="680"/>
           </w:tcPr>
           <w:p>
             <w:pPr>
@@ -2598,7 +2584,7 @@
         </w:tc>
         <w:tc>
           <w:tcPr>
-            <w:tcW w:type="dxa" w:w="3324"/>
+            <w:tcW w:type="dxa" w:w="4536"/>
           </w:tcPr>
           <w:p>
             <w:pPr>
@@ -2617,7 +2603,7 @@
         </w:tc>
         <w:tc>
           <w:tcPr>
-            <w:tcW w:type="dxa" w:w="3324"/>
+            <w:tcW w:type="dxa" w:w="4252"/>
           </w:tcPr>
           <w:p>
             <w:pPr>
@@ -2637,7 +2623,7 @@
       <w:tr>
         <w:tc>
           <w:tcPr>
-            <w:tcW w:type="dxa" w:w="3324"/>
+            <w:tcW w:type="dxa" w:w="680"/>
           </w:tcPr>
           <w:p>
             <w:pPr>
@@ -2656,7 +2642,7 @@
         </w:tc>
         <w:tc>
           <w:tcPr>
-            <w:tcW w:type="dxa" w:w="3324"/>
+            <w:tcW w:type="dxa" w:w="4536"/>
           </w:tcPr>
           <w:p>
             <w:pPr>
@@ -2675,7 +2661,7 @@
         </w:tc>
         <w:tc>
           <w:tcPr>
-            <w:tcW w:type="dxa" w:w="3324"/>
+            <w:tcW w:type="dxa" w:w="4252"/>
           </w:tcPr>
           <w:p>
             <w:pPr>
@@ -2695,7 +2681,7 @@
       <w:tr>
         <w:tc>
           <w:tcPr>
-            <w:tcW w:type="dxa" w:w="3324"/>
+            <w:tcW w:type="dxa" w:w="680"/>
           </w:tcPr>
           <w:p>
             <w:pPr>
@@ -2714,7 +2700,7 @@
         </w:tc>
         <w:tc>
           <w:tcPr>
-            <w:tcW w:type="dxa" w:w="3324"/>
+            <w:tcW w:type="dxa" w:w="4536"/>
           </w:tcPr>
           <w:p>
             <w:pPr>
@@ -2733,7 +2719,7 @@
         </w:tc>
         <w:tc>
           <w:tcPr>
-            <w:tcW w:type="dxa" w:w="3324"/>
+            <w:tcW w:type="dxa" w:w="4252"/>
           </w:tcPr>
           <w:p>
             <w:pPr>
@@ -2753,7 +2739,7 @@
       <w:tr>
         <w:tc>
           <w:tcPr>
-            <w:tcW w:type="dxa" w:w="3324"/>
+            <w:tcW w:type="dxa" w:w="680"/>
           </w:tcPr>
           <w:p>
             <w:pPr>
@@ -2772,7 +2758,7 @@
         </w:tc>
         <w:tc>
           <w:tcPr>
-            <w:tcW w:type="dxa" w:w="3324"/>
+            <w:tcW w:type="dxa" w:w="4536"/>
           </w:tcPr>
           <w:p>
             <w:pPr>
@@ -2791,7 +2777,7 @@
         </w:tc>
         <w:tc>
           <w:tcPr>
-            <w:tcW w:type="dxa" w:w="3324"/>
+            <w:tcW w:type="dxa" w:w="4252"/>
           </w:tcPr>
           <w:p>
             <w:pPr>
@@ -2811,7 +2797,7 @@
       <w:tr>
         <w:tc>
           <w:tcPr>
-            <w:tcW w:type="dxa" w:w="3324"/>
+            <w:tcW w:type="dxa" w:w="680"/>
           </w:tcPr>
           <w:p>
             <w:pPr>
@@ -2830,7 +2816,7 @@
         </w:tc>
         <w:tc>
           <w:tcPr>
-            <w:tcW w:type="dxa" w:w="3324"/>
+            <w:tcW w:type="dxa" w:w="4536"/>
           </w:tcPr>
           <w:p>
             <w:pPr>
@@ -2849,7 +2835,7 @@
         </w:tc>
         <w:tc>
           <w:tcPr>
-            <w:tcW w:type="dxa" w:w="3324"/>
+            <w:tcW w:type="dxa" w:w="4252"/>
           </w:tcPr>
           <w:p>
             <w:pPr>
@@ -2869,7 +2855,7 @@
       <w:tr>
         <w:tc>
           <w:tcPr>
-            <w:tcW w:type="dxa" w:w="3324"/>
+            <w:tcW w:type="dxa" w:w="680"/>
           </w:tcPr>
           <w:p>
             <w:pPr>
@@ -2888,7 +2874,7 @@
         </w:tc>
         <w:tc>
           <w:tcPr>
-            <w:tcW w:type="dxa" w:w="3324"/>
+            <w:tcW w:type="dxa" w:w="4536"/>
           </w:tcPr>
           <w:p>
             <w:pPr>
@@ -2907,7 +2893,7 @@
         </w:tc>
         <w:tc>
           <w:tcPr>
-            <w:tcW w:type="dxa" w:w="3324"/>
+            <w:tcW w:type="dxa" w:w="4252"/>
           </w:tcPr>
           <w:p>
             <w:pPr>
@@ -2927,7 +2913,7 @@
       <w:tr>
         <w:tc>
           <w:tcPr>
-            <w:tcW w:type="dxa" w:w="3324"/>
+            <w:tcW w:type="dxa" w:w="680"/>
           </w:tcPr>
           <w:p>
             <w:pPr>
@@ -2946,7 +2932,7 @@
         </w:tc>
         <w:tc>
           <w:tcPr>
-            <w:tcW w:type="dxa" w:w="3324"/>
+            <w:tcW w:type="dxa" w:w="4536"/>
           </w:tcPr>
           <w:p>
             <w:pPr>
@@ -2965,7 +2951,7 @@
         </w:tc>
         <w:tc>
           <w:tcPr>
-            <w:tcW w:type="dxa" w:w="3324"/>
+            <w:tcW w:type="dxa" w:w="4252"/>
           </w:tcPr>
           <w:p>
             <w:pPr>
@@ -2985,7 +2971,7 @@
       <w:tr>
         <w:tc>
           <w:tcPr>
-            <w:tcW w:type="dxa" w:w="3324"/>
+            <w:tcW w:type="dxa" w:w="680"/>
           </w:tcPr>
           <w:p>
             <w:pPr>
@@ -3004,7 +2990,7 @@
         </w:tc>
         <w:tc>
           <w:tcPr>
-            <w:tcW w:type="dxa" w:w="3324"/>
+            <w:tcW w:type="dxa" w:w="4536"/>
           </w:tcPr>
           <w:p>
             <w:pPr>
@@ -3023,7 +3009,7 @@
         </w:tc>
         <w:tc>
           <w:tcPr>
-            <w:tcW w:type="dxa" w:w="3324"/>
+            <w:tcW w:type="dxa" w:w="4252"/>
           </w:tcPr>
           <w:p>
             <w:pPr>
@@ -3043,7 +3029,7 @@
       <w:tr>
         <w:tc>
           <w:tcPr>
-            <w:tcW w:type="dxa" w:w="3324"/>
+            <w:tcW w:type="dxa" w:w="680"/>
           </w:tcPr>
           <w:p>
             <w:pPr>
@@ -3062,7 +3048,7 @@
         </w:tc>
         <w:tc>
           <w:tcPr>
-            <w:tcW w:type="dxa" w:w="3324"/>
+            <w:tcW w:type="dxa" w:w="4536"/>
           </w:tcPr>
           <w:p>
             <w:pPr>
@@ -3081,7 +3067,7 @@
         </w:tc>
         <w:tc>
           <w:tcPr>
-            <w:tcW w:type="dxa" w:w="3324"/>
+            <w:tcW w:type="dxa" w:w="4252"/>
           </w:tcPr>
           <w:p>
             <w:pPr>
@@ -3101,7 +3087,7 @@
       <w:tr>
         <w:tc>
           <w:tcPr>
-            <w:tcW w:type="dxa" w:w="3324"/>
+            <w:tcW w:type="dxa" w:w="680"/>
           </w:tcPr>
           <w:p>
             <w:pPr>
@@ -3120,7 +3106,7 @@
         </w:tc>
         <w:tc>
           <w:tcPr>
-            <w:tcW w:type="dxa" w:w="3324"/>
+            <w:tcW w:type="dxa" w:w="4536"/>
           </w:tcPr>
           <w:p>
             <w:pPr>
@@ -3139,7 +3125,7 @@
         </w:tc>
         <w:tc>
           <w:tcPr>
-            <w:tcW w:type="dxa" w:w="3324"/>
+            <w:tcW w:type="dxa" w:w="4252"/>
           </w:tcPr>
           <w:p>
             <w:pPr>
@@ -3159,7 +3145,7 @@
       <w:tr>
         <w:tc>
           <w:tcPr>
-            <w:tcW w:type="dxa" w:w="3324"/>
+            <w:tcW w:type="dxa" w:w="680"/>
           </w:tcPr>
           <w:p>
             <w:pPr>
@@ -3178,7 +3164,7 @@
         </w:tc>
         <w:tc>
           <w:tcPr>
-            <w:tcW w:type="dxa" w:w="3324"/>
+            <w:tcW w:type="dxa" w:w="4536"/>
           </w:tcPr>
           <w:p>
             <w:pPr>
@@ -3197,7 +3183,7 @@
         </w:tc>
         <w:tc>
           <w:tcPr>
-            <w:tcW w:type="dxa" w:w="3324"/>
+            <w:tcW w:type="dxa" w:w="4252"/>
           </w:tcPr>
           <w:p>
             <w:pPr>
@@ -3217,7 +3203,7 @@
       <w:tr>
         <w:tc>
           <w:tcPr>
-            <w:tcW w:type="dxa" w:w="3324"/>
+            <w:tcW w:type="dxa" w:w="680"/>
           </w:tcPr>
           <w:p>
             <w:pPr>
@@ -3236,7 +3222,7 @@
         </w:tc>
         <w:tc>
           <w:tcPr>
-            <w:tcW w:type="dxa" w:w="3324"/>
+            <w:tcW w:type="dxa" w:w="4536"/>
           </w:tcPr>
           <w:p>
             <w:pPr>
@@ -3255,7 +3241,7 @@
         </w:tc>
         <w:tc>
           <w:tcPr>
-            <w:tcW w:type="dxa" w:w="3324"/>
+            <w:tcW w:type="dxa" w:w="4252"/>
           </w:tcPr>
           <w:p>
             <w:pPr>
@@ -3275,7 +3261,7 @@
       <w:tr>
         <w:tc>
           <w:tcPr>
-            <w:tcW w:type="dxa" w:w="3324"/>
+            <w:tcW w:type="dxa" w:w="680"/>
           </w:tcPr>
           <w:p>
             <w:pPr>
@@ -3294,7 +3280,7 @@
         </w:tc>
         <w:tc>
           <w:tcPr>
-            <w:tcW w:type="dxa" w:w="3324"/>
+            <w:tcW w:type="dxa" w:w="4536"/>
           </w:tcPr>
           <w:p>
             <w:pPr>
@@ -3313,7 +3299,7 @@
         </w:tc>
         <w:tc>
           <w:tcPr>
-            <w:tcW w:type="dxa" w:w="3324"/>
+            <w:tcW w:type="dxa" w:w="4252"/>
           </w:tcPr>
           <w:p>
             <w:pPr>
@@ -3333,7 +3319,7 @@
       <w:tr>
         <w:tc>
           <w:tcPr>
-            <w:tcW w:type="dxa" w:w="3324"/>
+            <w:tcW w:type="dxa" w:w="680"/>
           </w:tcPr>
           <w:p>
             <w:pPr>
@@ -3352,7 +3338,7 @@
         </w:tc>
         <w:tc>
           <w:tcPr>
-            <w:tcW w:type="dxa" w:w="3324"/>
+            <w:tcW w:type="dxa" w:w="4536"/>
           </w:tcPr>
           <w:p>
             <w:pPr>
@@ -3371,7 +3357,7 @@
         </w:tc>
         <w:tc>
           <w:tcPr>
-            <w:tcW w:type="dxa" w:w="3324"/>
+            <w:tcW w:type="dxa" w:w="4252"/>
           </w:tcPr>
           <w:p>
             <w:pPr>
@@ -3391,7 +3377,7 @@
       <w:tr>
         <w:tc>
           <w:tcPr>
-            <w:tcW w:type="dxa" w:w="3324"/>
+            <w:tcW w:type="dxa" w:w="680"/>
           </w:tcPr>
           <w:p>
             <w:pPr>
@@ -3410,7 +3396,7 @@
         </w:tc>
         <w:tc>
           <w:tcPr>
-            <w:tcW w:type="dxa" w:w="3324"/>
+            <w:tcW w:type="dxa" w:w="4536"/>
           </w:tcPr>
           <w:p>
             <w:pPr>
@@ -3429,7 +3415,7 @@
         </w:tc>
         <w:tc>
           <w:tcPr>
-            <w:tcW w:type="dxa" w:w="3324"/>
+            <w:tcW w:type="dxa" w:w="4252"/>
           </w:tcPr>
           <w:p>
             <w:pPr>
@@ -3449,7 +3435,7 @@
       <w:tr>
         <w:tc>
           <w:tcPr>
-            <w:tcW w:type="dxa" w:w="3324"/>
+            <w:tcW w:type="dxa" w:w="680"/>
           </w:tcPr>
           <w:p>
             <w:pPr>
@@ -3468,7 +3454,7 @@
         </w:tc>
         <w:tc>
           <w:tcPr>
-            <w:tcW w:type="dxa" w:w="3324"/>
+            <w:tcW w:type="dxa" w:w="4536"/>
           </w:tcPr>
           <w:p>
             <w:pPr>
@@ -3487,7 +3473,7 @@
         </w:tc>
         <w:tc>
           <w:tcPr>
-            <w:tcW w:type="dxa" w:w="3324"/>
+            <w:tcW w:type="dxa" w:w="4252"/>
           </w:tcPr>
           <w:p>
             <w:pPr>
@@ -3507,7 +3493,7 @@
       <w:tr>
         <w:tc>
           <w:tcPr>
-            <w:tcW w:type="dxa" w:w="3324"/>
+            <w:tcW w:type="dxa" w:w="680"/>
           </w:tcPr>
           <w:p>
             <w:pPr>
@@ -3526,7 +3512,7 @@
         </w:tc>
         <w:tc>
           <w:tcPr>
-            <w:tcW w:type="dxa" w:w="3324"/>
+            <w:tcW w:type="dxa" w:w="4536"/>
           </w:tcPr>
           <w:p>
             <w:pPr>
@@ -3545,7 +3531,7 @@
         </w:tc>
         <w:tc>
           <w:tcPr>
-            <w:tcW w:type="dxa" w:w="3324"/>
+            <w:tcW w:type="dxa" w:w="4252"/>
           </w:tcPr>
           <w:p>
             <w:pPr>
@@ -3565,7 +3551,7 @@
       <w:tr>
         <w:tc>
           <w:tcPr>
-            <w:tcW w:type="dxa" w:w="3324"/>
+            <w:tcW w:type="dxa" w:w="680"/>
           </w:tcPr>
           <w:p>
             <w:pPr>
@@ -3584,7 +3570,7 @@
         </w:tc>
         <w:tc>
           <w:tcPr>
-            <w:tcW w:type="dxa" w:w="3324"/>
+            <w:tcW w:type="dxa" w:w="4536"/>
           </w:tcPr>
           <w:p>
             <w:pPr>
@@ -3603,7 +3589,7 @@
         </w:tc>
         <w:tc>
           <w:tcPr>
-            <w:tcW w:type="dxa" w:w="3324"/>
+            <w:tcW w:type="dxa" w:w="4252"/>
           </w:tcPr>
           <w:p>
             <w:pPr>
@@ -3623,7 +3609,7 @@
       <w:tr>
         <w:tc>
           <w:tcPr>
-            <w:tcW w:type="dxa" w:w="3324"/>
+            <w:tcW w:type="dxa" w:w="680"/>
           </w:tcPr>
           <w:p>
             <w:pPr>
@@ -3642,7 +3628,7 @@
         </w:tc>
         <w:tc>
           <w:tcPr>
-            <w:tcW w:type="dxa" w:w="3324"/>
+            <w:tcW w:type="dxa" w:w="4536"/>
           </w:tcPr>
           <w:p>
             <w:pPr>
@@ -3661,7 +3647,7 @@
         </w:tc>
         <w:tc>
           <w:tcPr>
-            <w:tcW w:type="dxa" w:w="3324"/>
+            <w:tcW w:type="dxa" w:w="4252"/>
           </w:tcPr>
           <w:p>
             <w:pPr>
@@ -3681,7 +3667,7 @@
       <w:tr>
         <w:tc>
           <w:tcPr>
-            <w:tcW w:type="dxa" w:w="3324"/>
+            <w:tcW w:type="dxa" w:w="680"/>
           </w:tcPr>
           <w:p>
             <w:pPr>
@@ -3700,7 +3686,7 @@
         </w:tc>
         <w:tc>
           <w:tcPr>
-            <w:tcW w:type="dxa" w:w="3324"/>
+            <w:tcW w:type="dxa" w:w="4536"/>
           </w:tcPr>
           <w:p>
             <w:pPr>
@@ -3719,7 +3705,7 @@
         </w:tc>
         <w:tc>
           <w:tcPr>
-            <w:tcW w:type="dxa" w:w="3324"/>
+            <w:tcW w:type="dxa" w:w="4252"/>
           </w:tcPr>
           <w:p>
             <w:pPr>
@@ -4099,6 +4085,7 @@
                 <w:i w:val="0"/>
                 <w:sz w:val="22"/>
               </w:rPr>
+              <w:t>kolokwium; egzamin ustny; ocena sporządzonego dokumentu</w:t>
             </w:r>
           </w:p>
         </w:tc>
@@ -4155,6 +4142,7 @@
                 <w:i w:val="0"/>
                 <w:sz w:val="22"/>
               </w:rPr>
+              <w:t>kolokwium; egzamin ustny; ocena sporządzonego dokumentu</w:t>
             </w:r>
           </w:p>
         </w:tc>
@@ -4211,6 +4199,7 @@
                 <w:i w:val="0"/>
                 <w:sz w:val="22"/>
               </w:rPr>
+              <w:t>kolokwium; egzamin ustny; ocena sporządzonego dokumentu</w:t>
             </w:r>
           </w:p>
         </w:tc>
@@ -4373,6 +4362,7 @@
                 <w:i w:val="0"/>
                 <w:sz w:val="22"/>
               </w:rPr>
+              <w:t>kolokwium; egzamin ustny; ocena sporządzonego dokumentu</w:t>
             </w:r>
           </w:p>
         </w:tc>
@@ -4430,6 +4420,7 @@
                 <w:i w:val="0"/>
                 <w:sz w:val="22"/>
               </w:rPr>
+              <w:t>kolokwium; egzamin ustny; ocena sporządzonego dokumentu</w:t>
             </w:r>
           </w:p>
         </w:tc>
@@ -4592,6 +4583,7 @@
                 <w:i w:val="0"/>
                 <w:sz w:val="22"/>
               </w:rPr>
+              <w:t>kolokwium; egzamin ustny; ocena sporządzonego dokumentu</w:t>
             </w:r>
           </w:p>
         </w:tc>
@@ -4649,6 +4641,7 @@
                 <w:i w:val="0"/>
                 <w:sz w:val="22"/>
               </w:rPr>
+              <w:t>kolokwium; egzamin ustny; ocena sporządzonego dokumentu</w:t>
             </w:r>
           </w:p>
         </w:tc>
@@ -4754,62 +4747,6 @@
                 <w:sz w:val="16"/>
               </w:rPr>
               <w:t>Wyposażenie specjalistyczne konieczne do realizacji przedmiotu</w:t>
-            </w:r>
-          </w:p>
-        </w:tc>
-      </w:tr>
-      <w:tr>
-        <w:tc>
-          <w:tcPr>
-            <w:tcW w:type="dxa" w:w="3324"/>
-          </w:tcPr>
-          <w:p>
-            <w:pPr>
-              <w:spacing w:before="20" w:after="20"/>
-            </w:pPr>
-            <w:r>
-              <w:rPr>
-                <w:rFonts w:ascii="Aptos" w:hAnsi="Aptos"/>
-                <w:b w:val="0"/>
-                <w:i w:val="0"/>
-                <w:sz w:val="22"/>
-              </w:rPr>
-            </w:r>
-          </w:p>
-        </w:tc>
-        <w:tc>
-          <w:tcPr>
-            <w:tcW w:type="dxa" w:w="3324"/>
-          </w:tcPr>
-          <w:p>
-            <w:pPr>
-              <w:spacing w:before="20" w:after="20"/>
-            </w:pPr>
-            <w:r>
-              <w:rPr>
-                <w:rFonts w:ascii="Aptos" w:hAnsi="Aptos"/>
-                <w:b w:val="0"/>
-                <w:i w:val="0"/>
-                <w:sz w:val="22"/>
-              </w:rPr>
-            </w:r>
-          </w:p>
-        </w:tc>
-        <w:tc>
-          <w:tcPr>
-            <w:tcW w:type="dxa" w:w="3324"/>
-          </w:tcPr>
-          <w:p>
-            <w:pPr>
-              <w:spacing w:before="20" w:after="20"/>
-            </w:pPr>
-            <w:r>
-              <w:rPr>
-                <w:rFonts w:ascii="Aptos" w:hAnsi="Aptos"/>
-                <w:b w:val="0"/>
-                <w:i w:val="0"/>
-                <w:sz w:val="22"/>
-              </w:rPr>
             </w:r>
           </w:p>
         </w:tc>

--- a/public/assets/files/stacjonarne/JAP4.docx
+++ b/public/assets/files/stacjonarne/JAP4.docx
@@ -1092,7 +1092,6 @@
                 <w:i w:val="0"/>
                 <w:sz w:val="22"/>
               </w:rPr>
-              <w:t>5</w:t>
             </w:r>
           </w:p>
         </w:tc>
@@ -1112,7 +1111,6 @@
                 <w:i w:val="0"/>
                 <w:sz w:val="22"/>
               </w:rPr>
-              <w:t>0.2</w:t>
             </w:r>
           </w:p>
         </w:tc>

--- a/public/assets/files/stacjonarne/JAP4.docx
+++ b/public/assets/files/stacjonarne/JAP4.docx
@@ -4083,121 +4083,6 @@
                 <w:i w:val="0"/>
                 <w:sz w:val="22"/>
               </w:rPr>
-              <w:t>kolokwium; egzamin ustny; ocena sporządzonego dokumentu</w:t>
-            </w:r>
-          </w:p>
-        </w:tc>
-      </w:tr>
-      <w:tr>
-        <w:tc>
-          <w:tcPr>
-            <w:tcW w:type="dxa" w:w="3324"/>
-          </w:tcPr>
-          <w:p>
-            <w:pPr>
-              <w:spacing w:before="20" w:after="20"/>
-            </w:pPr>
-            <w:r>
-              <w:rPr>
-                <w:rFonts w:ascii="Aptos" w:hAnsi="Aptos"/>
-                <w:b w:val="0"/>
-                <w:i w:val="0"/>
-                <w:sz w:val="22"/>
-              </w:rPr>
-            </w:r>
-          </w:p>
-        </w:tc>
-        <w:tc>
-          <w:tcPr>
-            <w:tcW w:type="dxa" w:w="3324"/>
-          </w:tcPr>
-          <w:p>
-            <w:pPr>
-              <w:spacing w:before="20" w:after="20"/>
-            </w:pPr>
-            <w:r>
-              <w:rPr>
-                <w:rFonts w:ascii="Aptos" w:hAnsi="Aptos"/>
-                <w:b w:val="0"/>
-                <w:i w:val="0"/>
-                <w:sz w:val="22"/>
-              </w:rPr>
-            </w:r>
-          </w:p>
-        </w:tc>
-        <w:tc>
-          <w:tcPr>
-            <w:tcW w:type="dxa" w:w="3324"/>
-          </w:tcPr>
-          <w:p>
-            <w:pPr>
-              <w:spacing w:before="20" w:after="20"/>
-            </w:pPr>
-            <w:r>
-              <w:rPr>
-                <w:rFonts w:ascii="Aptos" w:hAnsi="Aptos"/>
-                <w:b w:val="0"/>
-                <w:i w:val="0"/>
-                <w:sz w:val="22"/>
-              </w:rPr>
-              <w:t>kolokwium; egzamin ustny; ocena sporządzonego dokumentu</w:t>
-            </w:r>
-          </w:p>
-        </w:tc>
-      </w:tr>
-      <w:tr>
-        <w:tc>
-          <w:tcPr>
-            <w:tcW w:type="dxa" w:w="3324"/>
-          </w:tcPr>
-          <w:p>
-            <w:pPr>
-              <w:spacing w:before="20" w:after="20"/>
-            </w:pPr>
-            <w:r>
-              <w:rPr>
-                <w:rFonts w:ascii="Aptos" w:hAnsi="Aptos"/>
-                <w:b w:val="0"/>
-                <w:i w:val="0"/>
-                <w:sz w:val="22"/>
-              </w:rPr>
-            </w:r>
-          </w:p>
-        </w:tc>
-        <w:tc>
-          <w:tcPr>
-            <w:tcW w:type="dxa" w:w="3324"/>
-          </w:tcPr>
-          <w:p>
-            <w:pPr>
-              <w:spacing w:before="20" w:after="20"/>
-            </w:pPr>
-            <w:r>
-              <w:rPr>
-                <w:rFonts w:ascii="Aptos" w:hAnsi="Aptos"/>
-                <w:b w:val="0"/>
-                <w:i w:val="0"/>
-                <w:sz w:val="22"/>
-              </w:rPr>
-            </w:r>
-          </w:p>
-        </w:tc>
-        <w:tc>
-          <w:tcPr>
-            <w:tcW w:type="dxa" w:w="3324"/>
-          </w:tcPr>
-          <w:p>
-            <w:pPr>
-              <w:spacing w:before="20" w:after="20"/>
-            </w:pPr>
-            <w:r>
-              <w:rPr>
-                <w:rFonts w:ascii="Aptos" w:hAnsi="Aptos"/>
-                <w:b w:val="0"/>
-                <w:i w:val="0"/>
-                <w:sz w:val="22"/>
-              </w:rPr>
-              <w:t>kolokwium; egzamin ustny; ocena sporządzonego dokumentu</w:t>
             </w:r>
           </w:p>
         </w:tc>
@@ -4323,6 +4208,7 @@
                 <w:i w:val="0"/>
                 <w:sz w:val="22"/>
               </w:rPr>
+              <w:t>K_U03</w:t>
             </w:r>
           </w:p>
         </w:tc>
@@ -4360,7 +4246,7 @@
                 <w:i w:val="0"/>
                 <w:sz w:val="22"/>
               </w:rPr>
-              <w:t>kolokwium; egzamin ustny; ocena sporządzonego dokumentu</w:t>
+              <w:t>kolokwium, egzamin ustny, ocena sporządzonego dokumentu</w:t>
             </w:r>
           </w:p>
         </w:tc>
@@ -4381,6 +4267,7 @@
                 <w:i w:val="0"/>
                 <w:sz w:val="22"/>
               </w:rPr>
+              <w:t>K_U06</w:t>
             </w:r>
           </w:p>
         </w:tc>
@@ -4418,7 +4305,7 @@
                 <w:i w:val="0"/>
                 <w:sz w:val="22"/>
               </w:rPr>
-              <w:t>kolokwium; egzamin ustny; ocena sporządzonego dokumentu</w:t>
+              <w:t>kolokwium, egzamin ustny, ocena sporządzonego dokumentu</w:t>
             </w:r>
           </w:p>
         </w:tc>
@@ -4544,6 +4431,7 @@
                 <w:i w:val="0"/>
                 <w:sz w:val="22"/>
               </w:rPr>
+              <w:t>K_K03</w:t>
             </w:r>
           </w:p>
         </w:tc>
@@ -4581,7 +4469,7 @@
                 <w:i w:val="0"/>
                 <w:sz w:val="22"/>
               </w:rPr>
-              <w:t>kolokwium; egzamin ustny; ocena sporządzonego dokumentu</w:t>
+              <w:t>kolokwium, egzamin ustny, ocena sporządzonego dokumentu</w:t>
             </w:r>
           </w:p>
         </w:tc>
@@ -4602,6 +4490,7 @@
                 <w:i w:val="0"/>
                 <w:sz w:val="22"/>
               </w:rPr>
+              <w:t>K_K03</w:t>
             </w:r>
           </w:p>
         </w:tc>
@@ -4639,7 +4528,7 @@
                 <w:i w:val="0"/>
                 <w:sz w:val="22"/>
               </w:rPr>
-              <w:t>kolokwium; egzamin ustny; ocena sporządzonego dokumentu</w:t>
+              <w:t>kolokwium, egzamin ustny, ocena sporządzonego dokumentu</w:t>
             </w:r>
           </w:p>
         </w:tc>

--- a/public/assets/files/stacjonarne/JAP4.docx
+++ b/public/assets/files/stacjonarne/JAP4.docx
@@ -315,7 +315,7 @@
                 <w:i w:val="0"/>
                 <w:sz w:val="22"/>
               </w:rPr>
-              <w:t>1</w:t>
+              <w:t>2</w:t>
             </w:r>
           </w:p>
         </w:tc>
@@ -1092,6 +1092,7 @@
                 <w:i w:val="0"/>
                 <w:sz w:val="22"/>
               </w:rPr>
+              <w:t>20</w:t>
             </w:r>
           </w:p>
         </w:tc>
@@ -1111,6 +1112,7 @@
                 <w:i w:val="0"/>
                 <w:sz w:val="22"/>
               </w:rPr>
+              <w:t>0.8</w:t>
             </w:r>
           </w:p>
         </w:tc>

--- a/public/assets/files/stacjonarne/JAP4.docx
+++ b/public/assets/files/stacjonarne/JAP4.docx
@@ -1894,14 +1894,13 @@
       </w:tblPr>
       <w:tblGrid>
         <w:gridCol w:w="680"/>
-        <w:gridCol w:w="4536"/>
-        <w:gridCol w:w="4252"/>
+        <w:gridCol w:w="8788"/>
       </w:tblGrid>
       <w:tr>
         <w:tc>
           <w:tcPr>
             <w:tcW w:type="dxa" w:w="9468"/>
-            <w:gridSpan w:val="3"/>
+            <w:gridSpan w:val="2"/>
             <w:shd w:val="clear" w:color="auto" w:fill="D9D9D9"/>
           </w:tcPr>
           <w:p>
@@ -1943,7 +1942,7 @@
         </w:tc>
         <w:tc>
           <w:tcPr>
-            <w:tcW w:type="dxa" w:w="4536"/>
+            <w:tcW w:type="dxa" w:w="8788"/>
             <w:shd w:val="clear" w:color="auto" w:fill="D9D9D9"/>
           </w:tcPr>
           <w:p>
@@ -1957,27 +1956,7 @@
                 <w:i w:val="0"/>
                 <w:sz w:val="16"/>
               </w:rPr>
-              <w:t>Wykład</w:t>
-            </w:r>
-          </w:p>
-        </w:tc>
-        <w:tc>
-          <w:tcPr>
-            <w:tcW w:type="dxa" w:w="4252"/>
-            <w:shd w:val="clear" w:color="auto" w:fill="D9D9D9"/>
-          </w:tcPr>
-          <w:p>
-            <w:pPr>
-              <w:spacing w:before="20" w:after="20"/>
-            </w:pPr>
-            <w:r>
-              <w:rPr>
-                <w:rFonts w:ascii="Aptos" w:hAnsi="Aptos"/>
-                <w:b/>
-                <w:i w:val="0"/>
-                <w:sz w:val="16"/>
-              </w:rPr>
-              <w:t>Ćwiczenia / Laboratorium / Pracownia</w:t>
+              <w:t>Treści programowe</w:t>
             </w:r>
           </w:p>
         </w:tc>
@@ -2004,7 +1983,7 @@
         </w:tc>
         <w:tc>
           <w:tcPr>
-            <w:tcW w:type="dxa" w:w="4536"/>
+            <w:tcW w:type="dxa" w:w="8788"/>
           </w:tcPr>
           <w:p>
             <w:pPr>
@@ -2018,24 +1997,6 @@
                 <w:sz w:val="22"/>
               </w:rPr>
               <w:t>Konstrukcja gramatyczna : ndesu, teitadakemasenka</w:t>
-            </w:r>
-          </w:p>
-        </w:tc>
-        <w:tc>
-          <w:tcPr>
-            <w:tcW w:type="dxa" w:w="4252"/>
-          </w:tcPr>
-          <w:p>
-            <w:pPr>
-              <w:spacing w:before="20" w:after="20"/>
-            </w:pPr>
-            <w:r>
-              <w:rPr>
-                <w:rFonts w:ascii="Aptos" w:hAnsi="Aptos"/>
-                <w:b w:val="0"/>
-                <w:i w:val="0"/>
-                <w:sz w:val="22"/>
-              </w:rPr>
             </w:r>
           </w:p>
         </w:tc>
@@ -2062,7 +2023,7 @@
         </w:tc>
         <w:tc>
           <w:tcPr>
-            <w:tcW w:type="dxa" w:w="4536"/>
+            <w:tcW w:type="dxa" w:w="8788"/>
           </w:tcPr>
           <w:p>
             <w:pPr>
@@ -2076,24 +2037,6 @@
                 <w:sz w:val="22"/>
               </w:rPr>
               <w:t>Konstrukcja _shi,_shi / ćwiczenie pisemne: ogłoszenie w języku japońskim</w:t>
-            </w:r>
-          </w:p>
-        </w:tc>
-        <w:tc>
-          <w:tcPr>
-            <w:tcW w:type="dxa" w:w="4252"/>
-          </w:tcPr>
-          <w:p>
-            <w:pPr>
-              <w:spacing w:before="20" w:after="20"/>
-            </w:pPr>
-            <w:r>
-              <w:rPr>
-                <w:rFonts w:ascii="Aptos" w:hAnsi="Aptos"/>
-                <w:b w:val="0"/>
-                <w:i w:val="0"/>
-                <w:sz w:val="22"/>
-              </w:rPr>
             </w:r>
           </w:p>
         </w:tc>
@@ -2120,7 +2063,7 @@
         </w:tc>
         <w:tc>
           <w:tcPr>
-            <w:tcW w:type="dxa" w:w="4536"/>
+            <w:tcW w:type="dxa" w:w="8788"/>
           </w:tcPr>
           <w:p>
             <w:pPr>
@@ -2134,24 +2077,6 @@
                 <w:sz w:val="22"/>
               </w:rPr>
               <w:t>Forma -ga dekimashita / ćwiczenie pisemne: opis postaci „wybrana postać z anime lub mangi”</w:t>
-            </w:r>
-          </w:p>
-        </w:tc>
-        <w:tc>
-          <w:tcPr>
-            <w:tcW w:type="dxa" w:w="4252"/>
-          </w:tcPr>
-          <w:p>
-            <w:pPr>
-              <w:spacing w:before="20" w:after="20"/>
-            </w:pPr>
-            <w:r>
-              <w:rPr>
-                <w:rFonts w:ascii="Aptos" w:hAnsi="Aptos"/>
-                <w:b w:val="0"/>
-                <w:i w:val="0"/>
-                <w:sz w:val="22"/>
-              </w:rPr>
             </w:r>
           </w:p>
         </w:tc>
@@ -2178,7 +2103,7 @@
         </w:tc>
         <w:tc>
           <w:tcPr>
-            <w:tcW w:type="dxa" w:w="4536"/>
+            <w:tcW w:type="dxa" w:w="8788"/>
           </w:tcPr>
           <w:p>
             <w:pPr>
@@ -2192,24 +2117,6 @@
                 <w:sz w:val="22"/>
               </w:rPr>
               <w:t>Znaki kanji  i budowanie zdań</w:t>
-            </w:r>
-          </w:p>
-        </w:tc>
-        <w:tc>
-          <w:tcPr>
-            <w:tcW w:type="dxa" w:w="4252"/>
-          </w:tcPr>
-          <w:p>
-            <w:pPr>
-              <w:spacing w:before="20" w:after="20"/>
-            </w:pPr>
-            <w:r>
-              <w:rPr>
-                <w:rFonts w:ascii="Aptos" w:hAnsi="Aptos"/>
-                <w:b w:val="0"/>
-                <w:i w:val="0"/>
-                <w:sz w:val="22"/>
-              </w:rPr>
             </w:r>
           </w:p>
         </w:tc>
@@ -2236,7 +2143,7 @@
         </w:tc>
         <w:tc>
           <w:tcPr>
-            <w:tcW w:type="dxa" w:w="4536"/>
+            <w:tcW w:type="dxa" w:w="8788"/>
           </w:tcPr>
           <w:p>
             <w:pPr>
@@ -2250,24 +2157,6 @@
                 <w:sz w:val="22"/>
               </w:rPr>
               <w:t>Znaki kanji i budowanie zdań</w:t>
-            </w:r>
-          </w:p>
-        </w:tc>
-        <w:tc>
-          <w:tcPr>
-            <w:tcW w:type="dxa" w:w="4252"/>
-          </w:tcPr>
-          <w:p>
-            <w:pPr>
-              <w:spacing w:before="20" w:after="20"/>
-            </w:pPr>
-            <w:r>
-              <w:rPr>
-                <w:rFonts w:ascii="Aptos" w:hAnsi="Aptos"/>
-                <w:b w:val="0"/>
-                <w:i w:val="0"/>
-                <w:sz w:val="22"/>
-              </w:rPr>
             </w:r>
           </w:p>
         </w:tc>
@@ -2294,7 +2183,7 @@
         </w:tc>
         <w:tc>
           <w:tcPr>
-            <w:tcW w:type="dxa" w:w="4536"/>
+            <w:tcW w:type="dxa" w:w="8788"/>
           </w:tcPr>
           <w:p>
             <w:pPr>
@@ -2308,24 +2197,6 @@
                 <w:sz w:val="22"/>
               </w:rPr>
               <w:t>Czasowniki zakładania i zdejmowania – chakudatsudōshi powtórzenie i budowa zdań</w:t>
-            </w:r>
-          </w:p>
-        </w:tc>
-        <w:tc>
-          <w:tcPr>
-            <w:tcW w:type="dxa" w:w="4252"/>
-          </w:tcPr>
-          <w:p>
-            <w:pPr>
-              <w:spacing w:before="20" w:after="20"/>
-            </w:pPr>
-            <w:r>
-              <w:rPr>
-                <w:rFonts w:ascii="Aptos" w:hAnsi="Aptos"/>
-                <w:b w:val="0"/>
-                <w:i w:val="0"/>
-                <w:sz w:val="22"/>
-              </w:rPr>
             </w:r>
           </w:p>
         </w:tc>
@@ -2352,7 +2223,7 @@
         </w:tc>
         <w:tc>
           <w:tcPr>
-            <w:tcW w:type="dxa" w:w="4536"/>
+            <w:tcW w:type="dxa" w:w="8788"/>
           </w:tcPr>
           <w:p>
             <w:pPr>
@@ -2366,24 +2237,6 @@
                 <w:sz w:val="22"/>
               </w:rPr>
               <w:t>Znaki kanji i budowanie zdań</w:t>
-            </w:r>
-          </w:p>
-        </w:tc>
-        <w:tc>
-          <w:tcPr>
-            <w:tcW w:type="dxa" w:w="4252"/>
-          </w:tcPr>
-          <w:p>
-            <w:pPr>
-              <w:spacing w:before="20" w:after="20"/>
-            </w:pPr>
-            <w:r>
-              <w:rPr>
-                <w:rFonts w:ascii="Aptos" w:hAnsi="Aptos"/>
-                <w:b w:val="0"/>
-                <w:i w:val="0"/>
-                <w:sz w:val="22"/>
-              </w:rPr>
             </w:r>
           </w:p>
         </w:tc>
@@ -2410,7 +2263,7 @@
         </w:tc>
         <w:tc>
           <w:tcPr>
-            <w:tcW w:type="dxa" w:w="4536"/>
+            <w:tcW w:type="dxa" w:w="8788"/>
           </w:tcPr>
           <w:p>
             <w:pPr>
@@ -2424,24 +2277,6 @@
                 <w:sz w:val="22"/>
               </w:rPr>
               <w:t>Znaki kanji i budowanie zdań</w:t>
-            </w:r>
-          </w:p>
-        </w:tc>
-        <w:tc>
-          <w:tcPr>
-            <w:tcW w:type="dxa" w:w="4252"/>
-          </w:tcPr>
-          <w:p>
-            <w:pPr>
-              <w:spacing w:before="20" w:after="20"/>
-            </w:pPr>
-            <w:r>
-              <w:rPr>
-                <w:rFonts w:ascii="Aptos" w:hAnsi="Aptos"/>
-                <w:b w:val="0"/>
-                <w:i w:val="0"/>
-                <w:sz w:val="22"/>
-              </w:rPr>
             </w:r>
           </w:p>
         </w:tc>
@@ -2468,7 +2303,7 @@
         </w:tc>
         <w:tc>
           <w:tcPr>
-            <w:tcW w:type="dxa" w:w="4536"/>
+            <w:tcW w:type="dxa" w:w="8788"/>
           </w:tcPr>
           <w:p>
             <w:pPr>
@@ -2482,24 +2317,6 @@
                 <w:sz w:val="22"/>
               </w:rPr>
               <w:t>Nowe kanji i układanie do nich zdań</w:t>
-            </w:r>
-          </w:p>
-        </w:tc>
-        <w:tc>
-          <w:tcPr>
-            <w:tcW w:type="dxa" w:w="4252"/>
-          </w:tcPr>
-          <w:p>
-            <w:pPr>
-              <w:spacing w:before="20" w:after="20"/>
-            </w:pPr>
-            <w:r>
-              <w:rPr>
-                <w:rFonts w:ascii="Aptos" w:hAnsi="Aptos"/>
-                <w:b w:val="0"/>
-                <w:i w:val="0"/>
-                <w:sz w:val="22"/>
-              </w:rPr>
             </w:r>
           </w:p>
         </w:tc>
@@ -2526,7 +2343,7 @@
         </w:tc>
         <w:tc>
           <w:tcPr>
-            <w:tcW w:type="dxa" w:w="4536"/>
+            <w:tcW w:type="dxa" w:w="8788"/>
           </w:tcPr>
           <w:p>
             <w:pPr>
@@ -2540,24 +2357,6 @@
                 <w:sz w:val="22"/>
               </w:rPr>
               <w:t>Forma -tagatteimasu</w:t>
-            </w:r>
-          </w:p>
-        </w:tc>
-        <w:tc>
-          <w:tcPr>
-            <w:tcW w:type="dxa" w:w="4252"/>
-          </w:tcPr>
-          <w:p>
-            <w:pPr>
-              <w:spacing w:before="20" w:after="20"/>
-            </w:pPr>
-            <w:r>
-              <w:rPr>
-                <w:rFonts w:ascii="Aptos" w:hAnsi="Aptos"/>
-                <w:b w:val="0"/>
-                <w:i w:val="0"/>
-                <w:sz w:val="22"/>
-              </w:rPr>
             </w:r>
           </w:p>
         </w:tc>
@@ -2584,7 +2383,7 @@
         </w:tc>
         <w:tc>
           <w:tcPr>
-            <w:tcW w:type="dxa" w:w="4536"/>
+            <w:tcW w:type="dxa" w:w="8788"/>
           </w:tcPr>
           <w:p>
             <w:pPr>
@@ -2598,24 +2397,6 @@
                 <w:sz w:val="22"/>
               </w:rPr>
               <w:t>Budowa zdań do formy -teshimau</w:t>
-            </w:r>
-          </w:p>
-        </w:tc>
-        <w:tc>
-          <w:tcPr>
-            <w:tcW w:type="dxa" w:w="4252"/>
-          </w:tcPr>
-          <w:p>
-            <w:pPr>
-              <w:spacing w:before="20" w:after="20"/>
-            </w:pPr>
-            <w:r>
-              <w:rPr>
-                <w:rFonts w:ascii="Aptos" w:hAnsi="Aptos"/>
-                <w:b w:val="0"/>
-                <w:i w:val="0"/>
-                <w:sz w:val="22"/>
-              </w:rPr>
             </w:r>
           </w:p>
         </w:tc>
@@ -2642,7 +2423,7 @@
         </w:tc>
         <w:tc>
           <w:tcPr>
-            <w:tcW w:type="dxa" w:w="4536"/>
+            <w:tcW w:type="dxa" w:w="8788"/>
           </w:tcPr>
           <w:p>
             <w:pPr>
@@ -2656,24 +2437,6 @@
                 <w:sz w:val="22"/>
               </w:rPr>
               <w:t>Budowa zdań do formy -teoku,,-tearu</w:t>
-            </w:r>
-          </w:p>
-        </w:tc>
-        <w:tc>
-          <w:tcPr>
-            <w:tcW w:type="dxa" w:w="4252"/>
-          </w:tcPr>
-          <w:p>
-            <w:pPr>
-              <w:spacing w:before="20" w:after="20"/>
-            </w:pPr>
-            <w:r>
-              <w:rPr>
-                <w:rFonts w:ascii="Aptos" w:hAnsi="Aptos"/>
-                <w:b w:val="0"/>
-                <w:i w:val="0"/>
-                <w:sz w:val="22"/>
-              </w:rPr>
             </w:r>
           </w:p>
         </w:tc>
@@ -2700,7 +2463,7 @@
         </w:tc>
         <w:tc>
           <w:tcPr>
-            <w:tcW w:type="dxa" w:w="4536"/>
+            <w:tcW w:type="dxa" w:w="8788"/>
           </w:tcPr>
           <w:p>
             <w:pPr>
@@ -2714,24 +2477,6 @@
                 <w:sz w:val="22"/>
               </w:rPr>
               <w:t>Partykuła de -  bnowe zastosowanie partykuły de + czytanka”trzęsienie ziemi w Japonii”</w:t>
-            </w:r>
-          </w:p>
-        </w:tc>
-        <w:tc>
-          <w:tcPr>
-            <w:tcW w:type="dxa" w:w="4252"/>
-          </w:tcPr>
-          <w:p>
-            <w:pPr>
-              <w:spacing w:before="20" w:after="20"/>
-            </w:pPr>
-            <w:r>
-              <w:rPr>
-                <w:rFonts w:ascii="Aptos" w:hAnsi="Aptos"/>
-                <w:b w:val="0"/>
-                <w:i w:val="0"/>
-                <w:sz w:val="22"/>
-              </w:rPr>
             </w:r>
           </w:p>
         </w:tc>
@@ -2758,7 +2503,7 @@
         </w:tc>
         <w:tc>
           <w:tcPr>
-            <w:tcW w:type="dxa" w:w="4536"/>
+            <w:tcW w:type="dxa" w:w="8788"/>
           </w:tcPr>
           <w:p>
             <w:pPr>
@@ -2772,24 +2517,6 @@
                 <w:sz w:val="22"/>
               </w:rPr>
               <w:t>Rodzina i klasyfikatory-zadanie ze słuchu + czytanka</w:t>
-            </w:r>
-          </w:p>
-        </w:tc>
-        <w:tc>
-          <w:tcPr>
-            <w:tcW w:type="dxa" w:w="4252"/>
-          </w:tcPr>
-          <w:p>
-            <w:pPr>
-              <w:spacing w:before="20" w:after="20"/>
-            </w:pPr>
-            <w:r>
-              <w:rPr>
-                <w:rFonts w:ascii="Aptos" w:hAnsi="Aptos"/>
-                <w:b w:val="0"/>
-                <w:i w:val="0"/>
-                <w:sz w:val="22"/>
-              </w:rPr>
             </w:r>
           </w:p>
         </w:tc>
@@ -2816,7 +2543,7 @@
         </w:tc>
         <w:tc>
           <w:tcPr>
-            <w:tcW w:type="dxa" w:w="4536"/>
+            <w:tcW w:type="dxa" w:w="8788"/>
           </w:tcPr>
           <w:p>
             <w:pPr>
@@ -2830,24 +2557,6 @@
                 <w:sz w:val="22"/>
               </w:rPr>
               <w:t>Nowe kanji i układanie do nich zdań</w:t>
-            </w:r>
-          </w:p>
-        </w:tc>
-        <w:tc>
-          <w:tcPr>
-            <w:tcW w:type="dxa" w:w="4252"/>
-          </w:tcPr>
-          <w:p>
-            <w:pPr>
-              <w:spacing w:before="20" w:after="20"/>
-            </w:pPr>
-            <w:r>
-              <w:rPr>
-                <w:rFonts w:ascii="Aptos" w:hAnsi="Aptos"/>
-                <w:b w:val="0"/>
-                <w:i w:val="0"/>
-                <w:sz w:val="22"/>
-              </w:rPr>
             </w:r>
           </w:p>
         </w:tc>
@@ -2874,7 +2583,7 @@
         </w:tc>
         <w:tc>
           <w:tcPr>
-            <w:tcW w:type="dxa" w:w="4536"/>
+            <w:tcW w:type="dxa" w:w="8788"/>
           </w:tcPr>
           <w:p>
             <w:pPr>
@@ -2888,24 +2597,6 @@
                 <w:sz w:val="22"/>
               </w:rPr>
               <w:t>Wypracowanie</w:t>
-            </w:r>
-          </w:p>
-        </w:tc>
-        <w:tc>
-          <w:tcPr>
-            <w:tcW w:type="dxa" w:w="4252"/>
-          </w:tcPr>
-          <w:p>
-            <w:pPr>
-              <w:spacing w:before="20" w:after="20"/>
-            </w:pPr>
-            <w:r>
-              <w:rPr>
-                <w:rFonts w:ascii="Aptos" w:hAnsi="Aptos"/>
-                <w:b w:val="0"/>
-                <w:i w:val="0"/>
-                <w:sz w:val="22"/>
-              </w:rPr>
             </w:r>
           </w:p>
         </w:tc>
@@ -2932,7 +2623,7 @@
         </w:tc>
         <w:tc>
           <w:tcPr>
-            <w:tcW w:type="dxa" w:w="4536"/>
+            <w:tcW w:type="dxa" w:w="8788"/>
           </w:tcPr>
           <w:p>
             <w:pPr>
@@ -2946,24 +2637,6 @@
                 <w:sz w:val="22"/>
               </w:rPr>
               <w:t>Kolokwium z kanji i gramatyki</w:t>
-            </w:r>
-          </w:p>
-        </w:tc>
-        <w:tc>
-          <w:tcPr>
-            <w:tcW w:type="dxa" w:w="4252"/>
-          </w:tcPr>
-          <w:p>
-            <w:pPr>
-              <w:spacing w:before="20" w:after="20"/>
-            </w:pPr>
-            <w:r>
-              <w:rPr>
-                <w:rFonts w:ascii="Aptos" w:hAnsi="Aptos"/>
-                <w:b w:val="0"/>
-                <w:i w:val="0"/>
-                <w:sz w:val="22"/>
-              </w:rPr>
             </w:r>
           </w:p>
         </w:tc>
@@ -2990,7 +2663,7 @@
         </w:tc>
         <w:tc>
           <w:tcPr>
-            <w:tcW w:type="dxa" w:w="4536"/>
+            <w:tcW w:type="dxa" w:w="8788"/>
           </w:tcPr>
           <w:p>
             <w:pPr>
@@ -3004,24 +2677,6 @@
                 <w:sz w:val="22"/>
               </w:rPr>
               <w:t>Budowa zdań do formy tsumori desu/yotei desu</w:t>
-            </w:r>
-          </w:p>
-        </w:tc>
-        <w:tc>
-          <w:tcPr>
-            <w:tcW w:type="dxa" w:w="4252"/>
-          </w:tcPr>
-          <w:p>
-            <w:pPr>
-              <w:spacing w:before="20" w:after="20"/>
-            </w:pPr>
-            <w:r>
-              <w:rPr>
-                <w:rFonts w:ascii="Aptos" w:hAnsi="Aptos"/>
-                <w:b w:val="0"/>
-                <w:i w:val="0"/>
-                <w:sz w:val="22"/>
-              </w:rPr>
             </w:r>
           </w:p>
         </w:tc>
@@ -3048,7 +2703,7 @@
         </w:tc>
         <w:tc>
           <w:tcPr>
-            <w:tcW w:type="dxa" w:w="4536"/>
+            <w:tcW w:type="dxa" w:w="8788"/>
           </w:tcPr>
           <w:p>
             <w:pPr>
@@ -3062,24 +2717,6 @@
                 <w:sz w:val="22"/>
               </w:rPr>
               <w:t>Klasyfikatory – omówienie wszystkich klasyfikatorów</w:t>
-            </w:r>
-          </w:p>
-        </w:tc>
-        <w:tc>
-          <w:tcPr>
-            <w:tcW w:type="dxa" w:w="4252"/>
-          </w:tcPr>
-          <w:p>
-            <w:pPr>
-              <w:spacing w:before="20" w:after="20"/>
-            </w:pPr>
-            <w:r>
-              <w:rPr>
-                <w:rFonts w:ascii="Aptos" w:hAnsi="Aptos"/>
-                <w:b w:val="0"/>
-                <w:i w:val="0"/>
-                <w:sz w:val="22"/>
-              </w:rPr>
             </w:r>
           </w:p>
         </w:tc>
@@ -3106,7 +2743,7 @@
         </w:tc>
         <w:tc>
           <w:tcPr>
-            <w:tcW w:type="dxa" w:w="4536"/>
+            <w:tcW w:type="dxa" w:w="8788"/>
           </w:tcPr>
           <w:p>
             <w:pPr>
@@ -3120,24 +2757,6 @@
                 <w:sz w:val="22"/>
               </w:rPr>
               <w:t>Zadanie ze słuchu – tematyka związana z klasyfikatorami i życia codziennego</w:t>
-            </w:r>
-          </w:p>
-        </w:tc>
-        <w:tc>
-          <w:tcPr>
-            <w:tcW w:type="dxa" w:w="4252"/>
-          </w:tcPr>
-          <w:p>
-            <w:pPr>
-              <w:spacing w:before="20" w:after="20"/>
-            </w:pPr>
-            <w:r>
-              <w:rPr>
-                <w:rFonts w:ascii="Aptos" w:hAnsi="Aptos"/>
-                <w:b w:val="0"/>
-                <w:i w:val="0"/>
-                <w:sz w:val="22"/>
-              </w:rPr>
             </w:r>
           </w:p>
         </w:tc>
@@ -3164,7 +2783,7 @@
         </w:tc>
         <w:tc>
           <w:tcPr>
-            <w:tcW w:type="dxa" w:w="4536"/>
+            <w:tcW w:type="dxa" w:w="8788"/>
           </w:tcPr>
           <w:p>
             <w:pPr>
@@ -3178,24 +2797,6 @@
                 <w:sz w:val="22"/>
               </w:rPr>
               <w:t>Analiza tekstu – czytanka o robotach</w:t>
-            </w:r>
-          </w:p>
-        </w:tc>
-        <w:tc>
-          <w:tcPr>
-            <w:tcW w:type="dxa" w:w="4252"/>
-          </w:tcPr>
-          <w:p>
-            <w:pPr>
-              <w:spacing w:before="20" w:after="20"/>
-            </w:pPr>
-            <w:r>
-              <w:rPr>
-                <w:rFonts w:ascii="Aptos" w:hAnsi="Aptos"/>
-                <w:b w:val="0"/>
-                <w:i w:val="0"/>
-                <w:sz w:val="22"/>
-              </w:rPr>
             </w:r>
           </w:p>
         </w:tc>
@@ -3222,7 +2823,7 @@
         </w:tc>
         <w:tc>
           <w:tcPr>
-            <w:tcW w:type="dxa" w:w="4536"/>
+            <w:tcW w:type="dxa" w:w="8788"/>
           </w:tcPr>
           <w:p>
             <w:pPr>
@@ -3236,24 +2837,6 @@
                 <w:sz w:val="22"/>
               </w:rPr>
               <w:t>Próbne testy JLPTN4 ; kanji, gramatyka</w:t>
-            </w:r>
-          </w:p>
-        </w:tc>
-        <w:tc>
-          <w:tcPr>
-            <w:tcW w:type="dxa" w:w="4252"/>
-          </w:tcPr>
-          <w:p>
-            <w:pPr>
-              <w:spacing w:before="20" w:after="20"/>
-            </w:pPr>
-            <w:r>
-              <w:rPr>
-                <w:rFonts w:ascii="Aptos" w:hAnsi="Aptos"/>
-                <w:b w:val="0"/>
-                <w:i w:val="0"/>
-                <w:sz w:val="22"/>
-              </w:rPr>
             </w:r>
           </w:p>
         </w:tc>
@@ -3280,7 +2863,7 @@
         </w:tc>
         <w:tc>
           <w:tcPr>
-            <w:tcW w:type="dxa" w:w="4536"/>
+            <w:tcW w:type="dxa" w:w="8788"/>
           </w:tcPr>
           <w:p>
             <w:pPr>
@@ -3294,24 +2877,6 @@
                 <w:sz w:val="22"/>
               </w:rPr>
               <w:t>Próbne testy JLPTN4 ; czytanki</w:t>
-            </w:r>
-          </w:p>
-        </w:tc>
-        <w:tc>
-          <w:tcPr>
-            <w:tcW w:type="dxa" w:w="4252"/>
-          </w:tcPr>
-          <w:p>
-            <w:pPr>
-              <w:spacing w:before="20" w:after="20"/>
-            </w:pPr>
-            <w:r>
-              <w:rPr>
-                <w:rFonts w:ascii="Aptos" w:hAnsi="Aptos"/>
-                <w:b w:val="0"/>
-                <w:i w:val="0"/>
-                <w:sz w:val="22"/>
-              </w:rPr>
             </w:r>
           </w:p>
         </w:tc>
@@ -3338,7 +2903,7 @@
         </w:tc>
         <w:tc>
           <w:tcPr>
-            <w:tcW w:type="dxa" w:w="4536"/>
+            <w:tcW w:type="dxa" w:w="8788"/>
           </w:tcPr>
           <w:p>
             <w:pPr>
@@ -3352,24 +2917,6 @@
                 <w:sz w:val="22"/>
               </w:rPr>
               <w:t>Próbne testy JLPTN4 ; słuchanie</w:t>
-            </w:r>
-          </w:p>
-        </w:tc>
-        <w:tc>
-          <w:tcPr>
-            <w:tcW w:type="dxa" w:w="4252"/>
-          </w:tcPr>
-          <w:p>
-            <w:pPr>
-              <w:spacing w:before="20" w:after="20"/>
-            </w:pPr>
-            <w:r>
-              <w:rPr>
-                <w:rFonts w:ascii="Aptos" w:hAnsi="Aptos"/>
-                <w:b w:val="0"/>
-                <w:i w:val="0"/>
-                <w:sz w:val="22"/>
-              </w:rPr>
             </w:r>
           </w:p>
         </w:tc>
@@ -3396,7 +2943,7 @@
         </w:tc>
         <w:tc>
           <w:tcPr>
-            <w:tcW w:type="dxa" w:w="4536"/>
+            <w:tcW w:type="dxa" w:w="8788"/>
           </w:tcPr>
           <w:p>
             <w:pPr>
@@ -3410,24 +2957,6 @@
                 <w:sz w:val="22"/>
               </w:rPr>
               <w:t>Powtórzenie matu z całego semestru – budowanie zdań</w:t>
-            </w:r>
-          </w:p>
-        </w:tc>
-        <w:tc>
-          <w:tcPr>
-            <w:tcW w:type="dxa" w:w="4252"/>
-          </w:tcPr>
-          <w:p>
-            <w:pPr>
-              <w:spacing w:before="20" w:after="20"/>
-            </w:pPr>
-            <w:r>
-              <w:rPr>
-                <w:rFonts w:ascii="Aptos" w:hAnsi="Aptos"/>
-                <w:b w:val="0"/>
-                <w:i w:val="0"/>
-                <w:sz w:val="22"/>
-              </w:rPr>
             </w:r>
           </w:p>
         </w:tc>
@@ -3454,7 +2983,7 @@
         </w:tc>
         <w:tc>
           <w:tcPr>
-            <w:tcW w:type="dxa" w:w="4536"/>
+            <w:tcW w:type="dxa" w:w="8788"/>
           </w:tcPr>
           <w:p>
             <w:pPr>
@@ -3468,24 +2997,6 @@
                 <w:sz w:val="22"/>
               </w:rPr>
               <w:t>Różnica między teageru, temorau i tekureru</w:t>
-            </w:r>
-          </w:p>
-        </w:tc>
-        <w:tc>
-          <w:tcPr>
-            <w:tcW w:type="dxa" w:w="4252"/>
-          </w:tcPr>
-          <w:p>
-            <w:pPr>
-              <w:spacing w:before="20" w:after="20"/>
-            </w:pPr>
-            <w:r>
-              <w:rPr>
-                <w:rFonts w:ascii="Aptos" w:hAnsi="Aptos"/>
-                <w:b w:val="0"/>
-                <w:i w:val="0"/>
-                <w:sz w:val="22"/>
-              </w:rPr>
             </w:r>
           </w:p>
         </w:tc>
@@ -3512,7 +3023,7 @@
         </w:tc>
         <w:tc>
           <w:tcPr>
-            <w:tcW w:type="dxa" w:w="4536"/>
+            <w:tcW w:type="dxa" w:w="8788"/>
           </w:tcPr>
           <w:p>
             <w:pPr>
@@ -3526,24 +3037,6 @@
                 <w:sz w:val="22"/>
               </w:rPr>
               <w:t>Tryb warunkowy – ba</w:t>
-            </w:r>
-          </w:p>
-        </w:tc>
-        <w:tc>
-          <w:tcPr>
-            <w:tcW w:type="dxa" w:w="4252"/>
-          </w:tcPr>
-          <w:p>
-            <w:pPr>
-              <w:spacing w:before="20" w:after="20"/>
-            </w:pPr>
-            <w:r>
-              <w:rPr>
-                <w:rFonts w:ascii="Aptos" w:hAnsi="Aptos"/>
-                <w:b w:val="0"/>
-                <w:i w:val="0"/>
-                <w:sz w:val="22"/>
-              </w:rPr>
             </w:r>
           </w:p>
         </w:tc>
@@ -3570,7 +3063,7 @@
         </w:tc>
         <w:tc>
           <w:tcPr>
-            <w:tcW w:type="dxa" w:w="4536"/>
+            <w:tcW w:type="dxa" w:w="8788"/>
           </w:tcPr>
           <w:p>
             <w:pPr>
@@ -3584,24 +3077,6 @@
                 <w:sz w:val="22"/>
               </w:rPr>
               <w:t>Ćwiczenia z czasownikami przechodnimi/nieprzechodnimi</w:t>
-            </w:r>
-          </w:p>
-        </w:tc>
-        <w:tc>
-          <w:tcPr>
-            <w:tcW w:type="dxa" w:w="4252"/>
-          </w:tcPr>
-          <w:p>
-            <w:pPr>
-              <w:spacing w:before="20" w:after="20"/>
-            </w:pPr>
-            <w:r>
-              <w:rPr>
-                <w:rFonts w:ascii="Aptos" w:hAnsi="Aptos"/>
-                <w:b w:val="0"/>
-                <w:i w:val="0"/>
-                <w:sz w:val="22"/>
-              </w:rPr>
             </w:r>
           </w:p>
         </w:tc>
@@ -3628,7 +3103,7 @@
         </w:tc>
         <w:tc>
           <w:tcPr>
-            <w:tcW w:type="dxa" w:w="4536"/>
+            <w:tcW w:type="dxa" w:w="8788"/>
           </w:tcPr>
           <w:p>
             <w:pPr>
@@ -3642,24 +3117,6 @@
                 <w:sz w:val="22"/>
               </w:rPr>
               <w:t>Forma gramatyczna kamoshiremasen</w:t>
-            </w:r>
-          </w:p>
-        </w:tc>
-        <w:tc>
-          <w:tcPr>
-            <w:tcW w:type="dxa" w:w="4252"/>
-          </w:tcPr>
-          <w:p>
-            <w:pPr>
-              <w:spacing w:before="20" w:after="20"/>
-            </w:pPr>
-            <w:r>
-              <w:rPr>
-                <w:rFonts w:ascii="Aptos" w:hAnsi="Aptos"/>
-                <w:b w:val="0"/>
-                <w:i w:val="0"/>
-                <w:sz w:val="22"/>
-              </w:rPr>
             </w:r>
           </w:p>
         </w:tc>
@@ -3686,7 +3143,7 @@
         </w:tc>
         <w:tc>
           <w:tcPr>
-            <w:tcW w:type="dxa" w:w="4536"/>
+            <w:tcW w:type="dxa" w:w="8788"/>
           </w:tcPr>
           <w:p>
             <w:pPr>
@@ -3700,24 +3157,6 @@
                 <w:sz w:val="22"/>
               </w:rPr>
               <w:t>Kolokwium zaliczeniowe</w:t>
-            </w:r>
-          </w:p>
-        </w:tc>
-        <w:tc>
-          <w:tcPr>
-            <w:tcW w:type="dxa" w:w="4252"/>
-          </w:tcPr>
-          <w:p>
-            <w:pPr>
-              <w:spacing w:before="20" w:after="20"/>
-            </w:pPr>
-            <w:r>
-              <w:rPr>
-                <w:rFonts w:ascii="Aptos" w:hAnsi="Aptos"/>
-                <w:b w:val="0"/>
-                <w:i w:val="0"/>
-                <w:sz w:val="22"/>
-              </w:rPr>
             </w:r>
           </w:p>
         </w:tc>
